--- a/templates/MẪU VIC_HĐLĐ (KHỐI BO).docx
+++ b/templates/MẪU VIC_HĐLĐ (KHỐI BO).docx
@@ -35,7 +35,7 @@
                 <w:noProof/>
               </w:rPr>
               <w:drawing>
-                <wp:inline distT="0" distB="0" distL="0" distR="0" wp14:anchorId="2005E651" wp14:editId="39EFCB05">
+                <wp:inline distT="0" distB="0" distL="0" distR="0" wp14:anchorId="2005E651" wp14:editId="5657DD6B">
                   <wp:extent cx="2057400" cy="597535"/>
                   <wp:effectExtent l="0" t="0" r="0" b="0"/>
                   <wp:docPr id="650076419" name="Picture 1"/>
@@ -314,16 +314,7 @@
             <w:szCs w:val="24"/>
             <w:lang w:val="pt-BR"/>
           </w:rPr>
-          <w:t>{so_hop_dong}</w:t>
-        </w:r>
-        <w:r>
-          <w:rPr>
-            <w:rFonts w:ascii="Times New Roman" w:eastAsia="Times New Roman" w:hAnsi="Times New Roman"/>
-            <w:sz w:val="24"/>
-            <w:szCs w:val="24"/>
-            <w:lang w:val="pt-BR"/>
-          </w:rPr>
-          <w:t>/</w:t>
+          <w:t>{so_hop_dong}/</w:t>
         </w:r>
       </w:ins>
       <w:r>
@@ -1039,17 +1030,7 @@
                   <w:szCs w:val="24"/>
                   <w:lang w:val="pt-BR"/>
                 </w:rPr>
-                <w:t>{ngay_sinh}</w:t>
-              </w:r>
-              <w:r>
-                <w:rPr>
-                  <w:rFonts w:ascii="Times New Roman" w:eastAsia="Times New Roman" w:hAnsi="Times New Roman"/>
-                  <w:bCs/>
-                  <w:sz w:val="24"/>
-                  <w:szCs w:val="24"/>
-                  <w:lang w:val="pt-BR"/>
-                </w:rPr>
-                <w:t xml:space="preserve">             </w:t>
+                <w:t xml:space="preserve">{ngay_sinh}             </w:t>
               </w:r>
             </w:ins>
             <w:r>
@@ -1286,17 +1267,7 @@
                   <w:szCs w:val="24"/>
                   <w:lang w:val="pt-BR"/>
                 </w:rPr>
-                <w:t>{noi_cap}</w:t>
-              </w:r>
-              <w:r>
-                <w:rPr>
-                  <w:rFonts w:ascii="Times New Roman" w:eastAsia="Times New Roman" w:hAnsi="Times New Roman"/>
-                  <w:bCs/>
-                  <w:sz w:val="24"/>
-                  <w:szCs w:val="24"/>
-                  <w:lang w:val="pt-BR"/>
-                </w:rPr>
-                <w:t xml:space="preserve">              </w:t>
+                <w:t xml:space="preserve">{noi_cap}              </w:t>
               </w:r>
             </w:ins>
           </w:p>
@@ -7908,8 +7879,46 @@
           <w:sz w:val="24"/>
           <w:szCs w:val="24"/>
         </w:rPr>
-        <w:t>: ………………</w:t>
-      </w:r>
+        <w:t xml:space="preserve">: </w:t>
+      </w:r>
+      <w:del w:id="34" w:author="Admin" w:date="2026-04-22T22:25:00Z" w16du:dateUtc="2026-04-22T15:25:00Z">
+        <w:r>
+          <w:rPr>
+            <w:rFonts w:ascii="Times New Roman" w:eastAsia="Times New Roman" w:hAnsi="Times New Roman"/>
+            <w:sz w:val="24"/>
+            <w:szCs w:val="24"/>
+          </w:rPr>
+          <w:delText>………………</w:delText>
+        </w:r>
+      </w:del>
+      <w:ins w:id="35" w:author="Admin" w:date="2026-04-22T22:25:00Z" w16du:dateUtc="2026-04-22T15:25:00Z">
+        <w:r>
+          <w:rPr>
+            <w:rFonts w:ascii="Times New Roman" w:eastAsia="Times New Roman" w:hAnsi="Times New Roman"/>
+            <w:sz w:val="24"/>
+            <w:szCs w:val="24"/>
+          </w:rPr>
+          <w:t>{</w:t>
+        </w:r>
+        <w:proofErr w:type="spellStart"/>
+        <w:r>
+          <w:rPr>
+            <w:rFonts w:ascii="Times New Roman" w:eastAsia="Times New Roman" w:hAnsi="Times New Roman"/>
+            <w:sz w:val="24"/>
+            <w:szCs w:val="24"/>
+          </w:rPr>
+          <w:t>luong_co_ban</w:t>
+        </w:r>
+        <w:proofErr w:type="spellEnd"/>
+        <w:r>
+          <w:rPr>
+            <w:rFonts w:ascii="Times New Roman" w:eastAsia="Times New Roman" w:hAnsi="Times New Roman"/>
+            <w:sz w:val="24"/>
+            <w:szCs w:val="24"/>
+          </w:rPr>
+          <w:t xml:space="preserve">} </w:t>
+        </w:r>
+      </w:ins>
       <w:proofErr w:type="spellStart"/>
       <w:r>
         <w:rPr>
@@ -7954,12 +7963,12 @@
         <w:ind w:left="993" w:right="622" w:hanging="284"/>
         <w:jc w:val="both"/>
         <w:rPr>
-          <w:ins w:id="34" w:author="Hanoi" w:date="2026-04-22T06:50:00Z" w16du:dateUtc="2026-04-22T03:50:00Z"/>
-          <w:rFonts w:ascii="Times New Roman" w:eastAsia="Times New Roman" w:hAnsi="Times New Roman"/>
-          <w:sz w:val="24"/>
-          <w:szCs w:val="24"/>
-        </w:rPr>
-        <w:pPrChange w:id="35" w:author="Hanoi" w:date="2026-04-22T06:50:00Z" w16du:dateUtc="2026-04-22T03:50:00Z">
+          <w:ins w:id="36" w:author="Hanoi" w:date="2026-04-22T06:50:00Z" w16du:dateUtc="2026-04-22T03:50:00Z"/>
+          <w:rFonts w:ascii="Times New Roman" w:eastAsia="Times New Roman" w:hAnsi="Times New Roman"/>
+          <w:sz w:val="24"/>
+          <w:szCs w:val="24"/>
+        </w:rPr>
+        <w:pPrChange w:id="37" w:author="Hanoi" w:date="2026-04-22T06:50:00Z" w16du:dateUtc="2026-04-22T03:50:00Z">
           <w:pPr>
             <w:numPr>
               <w:numId w:val="3"/>
@@ -7982,7 +7991,7 @@
         </w:pPrChange>
       </w:pPr>
       <w:proofErr w:type="spellStart"/>
-      <w:ins w:id="36" w:author="Hanoi" w:date="2026-04-22T06:50:00Z" w16du:dateUtc="2026-04-22T03:50:00Z">
+      <w:ins w:id="38" w:author="Hanoi" w:date="2026-04-22T06:50:00Z" w16du:dateUtc="2026-04-22T03:50:00Z">
         <w:r>
           <w:rPr>
             <w:rFonts w:ascii="Times New Roman" w:eastAsia="Times New Roman" w:hAnsi="Times New Roman"/>
@@ -8611,13 +8620,13 @@
         <w:ind w:left="993" w:right="622" w:hanging="284"/>
         <w:jc w:val="both"/>
         <w:rPr>
-          <w:del w:id="37" w:author="Hanoi" w:date="2026-04-22T06:50:00Z" w16du:dateUtc="2026-04-22T03:50:00Z"/>
+          <w:del w:id="39" w:author="Hanoi" w:date="2026-04-22T06:50:00Z" w16du:dateUtc="2026-04-22T03:50:00Z"/>
           <w:rFonts w:ascii="Times New Roman" w:eastAsia="Times New Roman" w:hAnsi="Times New Roman"/>
           <w:sz w:val="24"/>
           <w:szCs w:val="24"/>
         </w:rPr>
       </w:pPr>
-      <w:del w:id="38" w:author="Hanoi" w:date="2026-02-25T23:00:00Z" w16du:dateUtc="2026-02-25T20:00:00Z">
+      <w:del w:id="40" w:author="Hanoi" w:date="2026-02-25T23:00:00Z" w16du:dateUtc="2026-02-25T20:00:00Z">
         <w:r>
           <w:rPr>
             <w:rFonts w:ascii="Times New Roman" w:eastAsia="Times New Roman" w:hAnsi="Times New Roman"/>
@@ -8627,7 +8636,7 @@
           <w:delText xml:space="preserve">Lương KPI </w:delText>
         </w:r>
       </w:del>
-      <w:del w:id="39" w:author="Hanoi" w:date="2026-04-22T06:50:00Z" w16du:dateUtc="2026-04-22T03:50:00Z">
+      <w:del w:id="41" w:author="Hanoi" w:date="2026-04-22T06:50:00Z" w16du:dateUtc="2026-04-22T03:50:00Z">
         <w:r>
           <w:rPr>
             <w:rFonts w:ascii="Times New Roman" w:eastAsia="Times New Roman" w:hAnsi="Times New Roman"/>
@@ -8637,7 +8646,7 @@
           <w:delText xml:space="preserve">hiệu quả </w:delText>
         </w:r>
       </w:del>
-      <w:del w:id="40" w:author="Hanoi" w:date="2026-02-25T22:54:00Z" w16du:dateUtc="2026-02-25T19:54:00Z">
+      <w:del w:id="42" w:author="Hanoi" w:date="2026-02-25T22:54:00Z" w16du:dateUtc="2026-02-25T19:54:00Z">
         <w:r>
           <w:rPr>
             <w:rFonts w:ascii="Times New Roman" w:eastAsia="Times New Roman" w:hAnsi="Times New Roman"/>
@@ -8647,7 +8656,7 @@
           <w:delText>quản lý</w:delText>
         </w:r>
       </w:del>
-      <w:del w:id="41" w:author="Hanoi" w:date="2026-04-22T06:50:00Z" w16du:dateUtc="2026-04-22T03:50:00Z">
+      <w:del w:id="43" w:author="Hanoi" w:date="2026-04-22T06:50:00Z" w16du:dateUtc="2026-04-22T03:50:00Z">
         <w:r>
           <w:rPr>
             <w:rFonts w:ascii="Times New Roman" w:eastAsia="Times New Roman" w:hAnsi="Times New Roman"/>
@@ -8657,7 +8666,7 @@
           <w:delText xml:space="preserve">: </w:delText>
         </w:r>
       </w:del>
-      <w:del w:id="42" w:author="Hanoi" w:date="2026-02-25T22:54:00Z" w16du:dateUtc="2026-02-25T19:54:00Z">
+      <w:del w:id="44" w:author="Hanoi" w:date="2026-02-25T22:54:00Z" w16du:dateUtc="2026-02-25T19:54:00Z">
         <w:r>
           <w:rPr>
             <w:rFonts w:ascii="Times New Roman" w:eastAsia="Times New Roman" w:hAnsi="Times New Roman"/>
@@ -8683,13 +8692,13 @@
         <w:ind w:left="993" w:right="622" w:hanging="284"/>
         <w:jc w:val="both"/>
         <w:rPr>
-          <w:del w:id="43" w:author="Hanoi" w:date="2026-02-25T22:52:00Z" w16du:dateUtc="2026-02-25T19:52:00Z"/>
+          <w:del w:id="45" w:author="Hanoi" w:date="2026-02-25T22:52:00Z" w16du:dateUtc="2026-02-25T19:52:00Z"/>
           <w:rFonts w:ascii="Times New Roman" w:eastAsia="Times New Roman" w:hAnsi="Times New Roman"/>
           <w:sz w:val="24"/>
           <w:szCs w:val="24"/>
         </w:rPr>
       </w:pPr>
-      <w:del w:id="44" w:author="Hanoi" w:date="2026-02-25T22:52:00Z" w16du:dateUtc="2026-02-25T19:52:00Z">
+      <w:del w:id="46" w:author="Hanoi" w:date="2026-02-25T22:52:00Z" w16du:dateUtc="2026-02-25T19:52:00Z">
         <w:r>
           <w:rPr>
             <w:rFonts w:ascii="Times New Roman" w:eastAsia="Times New Roman" w:hAnsi="Times New Roman"/>
@@ -8715,13 +8724,13 @@
         <w:ind w:left="993" w:right="622" w:hanging="284"/>
         <w:jc w:val="both"/>
         <w:rPr>
-          <w:del w:id="45" w:author="Hanoi" w:date="2026-02-25T22:52:00Z" w16du:dateUtc="2026-02-25T19:52:00Z"/>
+          <w:del w:id="47" w:author="Hanoi" w:date="2026-02-25T22:52:00Z" w16du:dateUtc="2026-02-25T19:52:00Z"/>
           <w:rFonts w:ascii="Times New Roman" w:eastAsia="Times New Roman" w:hAnsi="Times New Roman"/>
           <w:sz w:val="24"/>
           <w:szCs w:val="24"/>
         </w:rPr>
       </w:pPr>
-      <w:del w:id="46" w:author="Hanoi" w:date="2026-02-25T22:52:00Z" w16du:dateUtc="2026-02-25T19:52:00Z">
+      <w:del w:id="48" w:author="Hanoi" w:date="2026-02-25T22:52:00Z" w16du:dateUtc="2026-02-25T19:52:00Z">
         <w:r>
           <w:rPr>
             <w:rFonts w:ascii="Times New Roman" w:eastAsia="Times New Roman" w:hAnsi="Times New Roman"/>
@@ -9586,7 +9595,7 @@
         <w:t>tháng</w:t>
       </w:r>
       <w:proofErr w:type="spellEnd"/>
-      <w:ins w:id="47" w:author="Hanoi" w:date="2026-02-25T20:27:00Z" w16du:dateUtc="2026-02-25T17:27:00Z">
+      <w:ins w:id="49" w:author="Hanoi" w:date="2026-02-25T20:27:00Z" w16du:dateUtc="2026-02-25T17:27:00Z">
         <w:r>
           <w:rPr>
             <w:rFonts w:ascii="Times New Roman" w:eastAsia="Times New Roman" w:hAnsi="Times New Roman"/>
@@ -12426,7 +12435,7 @@
         <w:t>việc</w:t>
       </w:r>
       <w:proofErr w:type="spellEnd"/>
-      <w:ins w:id="48" w:author="Hanoi" w:date="2026-02-25T20:28:00Z" w16du:dateUtc="2026-02-25T17:28:00Z">
+      <w:ins w:id="50" w:author="Hanoi" w:date="2026-02-25T20:28:00Z" w16du:dateUtc="2026-02-25T17:28:00Z">
         <w:r>
           <w:rPr>
             <w:rFonts w:ascii="Times New Roman" w:eastAsia="Times New Roman" w:hAnsi="Times New Roman"/>
@@ -12436,7 +12445,7 @@
           <w:t>;</w:t>
         </w:r>
       </w:ins>
-      <w:del w:id="49" w:author="Hanoi" w:date="2026-02-25T20:28:00Z" w16du:dateUtc="2026-02-25T17:28:00Z">
+      <w:del w:id="51" w:author="Hanoi" w:date="2026-02-25T20:28:00Z" w16du:dateUtc="2026-02-25T17:28:00Z">
         <w:r>
           <w:rPr>
             <w:rFonts w:ascii="Times New Roman" w:eastAsia="Times New Roman" w:hAnsi="Times New Roman"/>
@@ -19833,7 +19842,7 @@
         <w:ind w:left="993" w:right="622" w:hanging="284"/>
         <w:jc w:val="both"/>
         <w:rPr>
-          <w:del w:id="50" w:author="Hanoi" w:date="2026-02-25T20:41:00Z" w16du:dateUtc="2026-02-25T17:41:00Z"/>
+          <w:del w:id="52" w:author="Hanoi" w:date="2026-02-25T20:41:00Z" w16du:dateUtc="2026-02-25T17:41:00Z"/>
           <w:rFonts w:ascii="Times New Roman" w:eastAsia="Times New Roman" w:hAnsi="Times New Roman"/>
           <w:sz w:val="24"/>
           <w:szCs w:val="24"/>
@@ -20147,12 +20156,12 @@
         <w:ind w:left="993" w:right="622"/>
         <w:jc w:val="both"/>
         <w:rPr>
-          <w:ins w:id="51" w:author="Hanoi" w:date="2026-02-25T20:41:00Z" w16du:dateUtc="2026-02-25T17:41:00Z"/>
-          <w:rFonts w:ascii="Times New Roman" w:eastAsia="Times New Roman" w:hAnsi="Times New Roman"/>
-          <w:sz w:val="24"/>
-          <w:szCs w:val="24"/>
-        </w:rPr>
-        <w:pPrChange w:id="52" w:author="Hanoi" w:date="2026-02-25T20:41:00Z" w16du:dateUtc="2026-02-25T17:41:00Z">
+          <w:ins w:id="53" w:author="Hanoi" w:date="2026-02-25T20:41:00Z" w16du:dateUtc="2026-02-25T17:41:00Z"/>
+          <w:rFonts w:ascii="Times New Roman" w:eastAsia="Times New Roman" w:hAnsi="Times New Roman"/>
+          <w:sz w:val="24"/>
+          <w:szCs w:val="24"/>
+        </w:rPr>
+        <w:pPrChange w:id="54" w:author="Hanoi" w:date="2026-02-25T20:41:00Z" w16du:dateUtc="2026-02-25T17:41:00Z">
           <w:pPr>
             <w:pStyle w:val="ListParagraph"/>
             <w:numPr>
@@ -20183,7 +20192,7 @@
           <w:rFonts w:ascii="Times New Roman" w:eastAsia="Times New Roman" w:hAnsi="Times New Roman"/>
           <w:sz w:val="24"/>
           <w:szCs w:val="24"/>
-          <w:rPrChange w:id="53" w:author="Hanoi" w:date="2026-02-25T20:41:00Z" w16du:dateUtc="2026-02-25T17:41:00Z">
+          <w:rPrChange w:id="55" w:author="Hanoi" w:date="2026-02-25T20:41:00Z" w16du:dateUtc="2026-02-25T17:41:00Z">
             <w:rPr/>
           </w:rPrChange>
         </w:rPr>
@@ -22691,7 +22700,7 @@
         </w:rPr>
         <w:t>qua</w:t>
       </w:r>
-      <w:ins w:id="54" w:author="Hanoi" w:date="2026-02-25T20:35:00Z" w16du:dateUtc="2026-02-25T17:35:00Z">
+      <w:ins w:id="56" w:author="Hanoi" w:date="2026-02-25T20:35:00Z" w16du:dateUtc="2026-02-25T17:35:00Z">
         <w:r>
           <w:rPr>
             <w:rFonts w:ascii="Times New Roman" w:eastAsia="Times New Roman" w:hAnsi="Times New Roman"/>
@@ -22710,7 +22719,7 @@
           <w:t>.</w:t>
         </w:r>
       </w:ins>
-      <w:del w:id="55" w:author="Hanoi" w:date="2026-02-25T20:35:00Z" w16du:dateUtc="2026-02-25T17:35:00Z">
+      <w:del w:id="57" w:author="Hanoi" w:date="2026-02-25T20:35:00Z" w16du:dateUtc="2026-02-25T17:35:00Z">
         <w:r>
           <w:rPr>
             <w:rFonts w:ascii="Times New Roman" w:eastAsia="Times New Roman" w:hAnsi="Times New Roman"/>
@@ -23763,7 +23772,7 @@
         <w:ind w:left="993" w:right="622" w:hanging="284"/>
         <w:jc w:val="both"/>
         <w:rPr>
-          <w:ins w:id="56" w:author="khuyenkhuyen nguyen" w:date="2026-01-25T12:49:00Z"/>
+          <w:ins w:id="58" w:author="khuyenkhuyen nguyen" w:date="2026-01-25T12:49:00Z"/>
           <w:rFonts w:ascii="Times New Roman" w:eastAsia="Times New Roman" w:hAnsi="Times New Roman"/>
           <w:sz w:val="24"/>
           <w:szCs w:val="24"/>
@@ -25450,7 +25459,7 @@
     <w:p>
       <w:pPr>
         <w:rPr>
-          <w:del w:id="57" w:author="Hanoi" w:date="2026-02-25T20:41:00Z" w16du:dateUtc="2026-02-25T17:41:00Z"/>
+          <w:del w:id="59" w:author="Hanoi" w:date="2026-02-25T20:41:00Z" w16du:dateUtc="2026-02-25T17:41:00Z"/>
           <w:lang w:val="nl-NL"/>
         </w:rPr>
       </w:pPr>
@@ -25458,7 +25467,7 @@
     <w:p>
       <w:pPr>
         <w:rPr>
-          <w:del w:id="58" w:author="Hanoi" w:date="2026-02-25T20:41:00Z" w16du:dateUtc="2026-02-25T17:41:00Z"/>
+          <w:del w:id="60" w:author="Hanoi" w:date="2026-02-25T20:41:00Z" w16du:dateUtc="2026-02-25T17:41:00Z"/>
           <w:lang w:val="nl-NL"/>
         </w:rPr>
       </w:pPr>
@@ -25466,7 +25475,7 @@
     <w:p>
       <w:pPr>
         <w:rPr>
-          <w:del w:id="59" w:author="Hanoi" w:date="2026-02-25T20:41:00Z" w16du:dateUtc="2026-02-25T17:41:00Z"/>
+          <w:del w:id="61" w:author="Hanoi" w:date="2026-02-25T20:41:00Z" w16du:dateUtc="2026-02-25T17:41:00Z"/>
           <w:lang w:val="nl-NL"/>
         </w:rPr>
       </w:pPr>
@@ -25483,7 +25492,7 @@
         <w:rPr>
           <w:lang w:val="nl-NL"/>
         </w:rPr>
-        <w:pPrChange w:id="60" w:author="Hanoi" w:date="2026-02-25T20:41:00Z" w16du:dateUtc="2026-02-25T17:41:00Z">
+        <w:pPrChange w:id="62" w:author="Hanoi" w:date="2026-02-25T20:41:00Z" w16du:dateUtc="2026-02-25T17:41:00Z">
           <w:pPr>
             <w:tabs>
               <w:tab w:val="left" w:pos="1620"/>
@@ -25651,7 +25660,7 @@
       </w:rPr>
       <w:t xml:space="preserve"> | </w:t>
     </w:r>
-    <w:ins w:id="61" w:author="Hanoi" w:date="2026-02-25T20:36:00Z" w16du:dateUtc="2026-02-25T17:36:00Z">
+    <w:ins w:id="63" w:author="Hanoi" w:date="2026-02-25T20:36:00Z" w16du:dateUtc="2026-02-25T17:36:00Z">
       <w:r>
         <w:rPr>
           <w:rFonts w:ascii="Times New Roman" w:hAnsi="Times New Roman"/>
@@ -25662,7 +25671,7 @@
         <w:t>4</w:t>
       </w:r>
     </w:ins>
-    <w:del w:id="62" w:author="Hanoi" w:date="2026-02-25T20:36:00Z" w16du:dateUtc="2026-02-25T17:36:00Z">
+    <w:del w:id="64" w:author="Hanoi" w:date="2026-02-25T20:36:00Z" w16du:dateUtc="2026-02-25T17:36:00Z">
       <w:r>
         <w:rPr>
           <w:rFonts w:ascii="Times New Roman" w:hAnsi="Times New Roman"/>
